--- a/01_Problem1_Credit_Scoring_PD_Prediction/reports/executive_reports/Financial_Impact_Report.docx
+++ b/01_Problem1_Credit_Scoring_PD_Prediction/reports/executive_reports/Financial_Impact_Report.docx
@@ -42,6 +42,38 @@
     <w:p>
       <w:r>
         <w:t>Deploying the xgboost champion model (measured holdout AMEX metric 0.7936, Top-4% default capture 66.3%) into the stated hypothetical production scenario below is modeled to require $421,000 in one-time investment plus $16,500/month ongoing, reaching payback in 7 months and a 5-year cumulative net benefit of $1,134,573,962 (base scenario; see Section 5 for conservative/optimistic variants).</w:t>
+      </w:r>
+    </w:p>
+    <w:p>
+      <w:r>
+        <w:rPr>
+          <w:b/>
+        </w:rPr>
+        <w:t>Business Impact — Modeled Estimate, Not Audited Value</w:t>
+      </w:r>
+    </w:p>
+    <w:p>
+      <w:r>
+        <w:rPr>
+          <w:b w:val="0"/>
+        </w:rPr>
+        <w:t>The $1,134,573,962 five-year cumulative net benefit (base scenario) is a self-computed business-impact model built under the assumptions stated in Section 5 of this report — it has not been audited by a third party or realized inside a live financial institution's P&amp;L. Conservative and optimistic variants are disclosed alongside the base case rather than only the most favorable number.</w:t>
+      </w:r>
+    </w:p>
+    <w:p>
+      <w:r>
+        <w:rPr>
+          <w:b/>
+        </w:rPr>
+        <w:t>Independent Audit Status</w:t>
+      </w:r>
+    </w:p>
+    <w:p>
+      <w:r>
+        <w:rPr>
+          <w:b w:val="0"/>
+        </w:rPr>
+        <w:t>This project was developed as an independent portfolio body of work and has not undergone formal validation, audit, or sign-off by a financial institution's model risk management (SR 11-7 or equivalent) function, a third-party auditor, or a regulator. All model outputs, risk metrics, and business-impact figures in this report are self-computed under the assumptions stated herein and have not been realized in a live production environment at a financial institution.</w:t>
       </w:r>
     </w:p>
     <w:p>
